--- a/report/No1_ストケース.docx
+++ b/report/No1_ストケース.docx
@@ -315,6 +315,19 @@
               <w:t>からの相対パス</w:t>
             </w:r>
           </w:p>
+          <w:p>
+            <w:pPr>
+              <w:snapToGrid w:val="0"/>
+            </w:pPr>
+            <w:r>
+              <w:rPr>
+                <w:rFonts w:ascii="游ゴシック" w:hAnsi="游ゴシック" w:eastAsia="游ゴシック"/>
+                <w:sz w:val="20"/>
+                <w:szCs w:val="20"/>
+              </w:rPr>
+              <w:t>・サーバー起動したうえでMain.javaを実行する</w:t>
+            </w:r>
+          </w:p>
         </w:tc>
         <w:tc>
           <w:tcPr>
@@ -345,6 +358,7 @@
               <w:rPr>
                 <w:rFonts w:ascii="游ゴシック" w:hAnsi="游ゴシック" w:eastAsia="游ゴシック"/>
                 <w:sz w:val="20"/>
+                <w:szCs w:val="20"/>
               </w:rPr>
             </w:pPr>
           </w:p>
@@ -517,11 +531,15 @@
             <w:pPr>
               <w:snapToGrid w:val="0"/>
               <w:jc w:val="center"/>
-              <w:rPr>
-                <w:rFonts w:ascii="游ゴシック" w:hAnsi="游ゴシック" w:eastAsia="游ゴシック"/>
-                <w:sz w:val="20"/>
-              </w:rPr>
-            </w:pPr>
+            </w:pPr>
+            <w:r>
+              <w:rPr>
+                <w:rFonts w:ascii="游ゴシック" w:hAnsi="游ゴシック" w:eastAsia="游ゴシック"/>
+                <w:sz w:val="20"/>
+                <w:szCs w:val="20"/>
+              </w:rPr>
+              <w:t>7/22</w:t>
+            </w:r>
           </w:p>
         </w:tc>
         <w:tc>
@@ -534,11 +552,15 @@
             <w:pPr>
               <w:snapToGrid w:val="0"/>
               <w:jc w:val="center"/>
-              <w:rPr>
-                <w:rFonts w:ascii="游ゴシック" w:hAnsi="游ゴシック" w:eastAsia="游ゴシック"/>
-                <w:sz w:val="20"/>
-              </w:rPr>
-            </w:pPr>
+            </w:pPr>
+            <w:r>
+              <w:rPr>
+                <w:rFonts w:ascii="游ゴシック" w:hAnsi="游ゴシック" w:eastAsia="游ゴシック"/>
+                <w:sz w:val="20"/>
+                <w:szCs w:val="20"/>
+              </w:rPr>
+              <w:t>OK</w:t>
+            </w:r>
           </w:p>
         </w:tc>
         <w:tc>
@@ -716,13 +738,18 @@
           </w:tcPr>
           <w:p>
             <w:pPr>
+              <w:pStyle w:val="a"/>
               <w:snapToGrid w:val="0"/>
               <w:jc w:val="center"/>
-              <w:rPr>
-                <w:rFonts w:ascii="游ゴシック" w:hAnsi="游ゴシック" w:eastAsia="游ゴシック"/>
-                <w:sz w:val="20"/>
-              </w:rPr>
-            </w:pPr>
+            </w:pPr>
+            <w:r>
+              <w:rPr>
+                <w:rFonts w:ascii="游ゴシック" w:hAnsi="游ゴシック" w:eastAsia="游ゴシック"/>
+                <w:sz w:val="20"/>
+                <w:szCs w:val="20"/>
+              </w:rPr>
+              <w:t>7/22</w:t>
+            </w:r>
           </w:p>
         </w:tc>
         <w:tc>
@@ -735,11 +762,15 @@
             <w:pPr>
               <w:snapToGrid w:val="0"/>
               <w:jc w:val="center"/>
-              <w:rPr>
-                <w:rFonts w:ascii="游ゴシック" w:hAnsi="游ゴシック" w:eastAsia="游ゴシック"/>
-                <w:sz w:val="20"/>
-              </w:rPr>
-            </w:pPr>
+            </w:pPr>
+            <w:r>
+              <w:rPr>
+                <w:rFonts w:ascii="游ゴシック" w:hAnsi="游ゴシック" w:eastAsia="游ゴシック"/>
+                <w:sz w:val="20"/>
+                <w:szCs w:val="20"/>
+              </w:rPr>
+              <w:t>OK</w:t>
+            </w:r>
           </w:p>
         </w:tc>
         <w:tc>
@@ -938,13 +969,18 @@
           </w:tcPr>
           <w:p>
             <w:pPr>
+              <w:pStyle w:val="a"/>
               <w:snapToGrid w:val="0"/>
               <w:jc w:val="center"/>
-              <w:rPr>
-                <w:rFonts w:ascii="游ゴシック" w:hAnsi="游ゴシック" w:eastAsia="游ゴシック"/>
-                <w:sz w:val="20"/>
-              </w:rPr>
-            </w:pPr>
+            </w:pPr>
+            <w:r>
+              <w:rPr>
+                <w:rFonts w:ascii="游ゴシック" w:hAnsi="游ゴシック" w:eastAsia="游ゴシック"/>
+                <w:sz w:val="20"/>
+                <w:szCs w:val="20"/>
+              </w:rPr>
+              <w:t>7/22</w:t>
+            </w:r>
           </w:p>
         </w:tc>
         <w:tc>
@@ -957,11 +993,15 @@
             <w:pPr>
               <w:snapToGrid w:val="0"/>
               <w:jc w:val="center"/>
-              <w:rPr>
-                <w:rFonts w:ascii="游ゴシック" w:hAnsi="游ゴシック" w:eastAsia="游ゴシック"/>
-                <w:sz w:val="20"/>
-              </w:rPr>
-            </w:pPr>
+            </w:pPr>
+            <w:r>
+              <w:rPr>
+                <w:rFonts w:ascii="游ゴシック" w:hAnsi="游ゴシック" w:eastAsia="游ゴシック"/>
+                <w:sz w:val="20"/>
+                <w:szCs w:val="20"/>
+              </w:rPr>
+              <w:t>OK</w:t>
+            </w:r>
           </w:p>
         </w:tc>
         <w:tc>
@@ -1216,13 +1256,18 @@
           </w:tcPr>
           <w:p>
             <w:pPr>
+              <w:pStyle w:val="a"/>
               <w:snapToGrid w:val="0"/>
               <w:jc w:val="center"/>
-              <w:rPr>
-                <w:rFonts w:ascii="游ゴシック" w:hAnsi="游ゴシック" w:eastAsia="游ゴシック"/>
-                <w:sz w:val="20"/>
-              </w:rPr>
-            </w:pPr>
+            </w:pPr>
+            <w:r>
+              <w:rPr>
+                <w:rFonts w:ascii="游ゴシック" w:hAnsi="游ゴシック" w:eastAsia="游ゴシック"/>
+                <w:sz w:val="20"/>
+                <w:szCs w:val="20"/>
+              </w:rPr>
+              <w:t>7/22</w:t>
+            </w:r>
           </w:p>
         </w:tc>
         <w:tc>
@@ -1235,11 +1280,15 @@
             <w:pPr>
               <w:snapToGrid w:val="0"/>
               <w:jc w:val="center"/>
-              <w:rPr>
-                <w:rFonts w:ascii="游ゴシック" w:hAnsi="游ゴシック" w:eastAsia="游ゴシック"/>
-                <w:sz w:val="20"/>
-              </w:rPr>
-            </w:pPr>
+            </w:pPr>
+            <w:r>
+              <w:rPr>
+                <w:rFonts w:ascii="游ゴシック" w:hAnsi="游ゴシック" w:eastAsia="游ゴシック"/>
+                <w:sz w:val="20"/>
+                <w:szCs w:val="20"/>
+              </w:rPr>
+              <w:t>OK</w:t>
+            </w:r>
           </w:p>
         </w:tc>
         <w:tc>
@@ -1458,13 +1507,18 @@
           </w:tcPr>
           <w:p>
             <w:pPr>
+              <w:pStyle w:val="a"/>
               <w:snapToGrid w:val="0"/>
               <w:jc w:val="center"/>
-              <w:rPr>
-                <w:rFonts w:ascii="游ゴシック" w:hAnsi="游ゴシック" w:eastAsia="游ゴシック"/>
-                <w:sz w:val="20"/>
-              </w:rPr>
-            </w:pPr>
+            </w:pPr>
+            <w:r>
+              <w:rPr>
+                <w:rFonts w:ascii="游ゴシック" w:hAnsi="游ゴシック" w:eastAsia="游ゴシック"/>
+                <w:sz w:val="20"/>
+                <w:szCs w:val="20"/>
+              </w:rPr>
+              <w:t>7/22</w:t>
+            </w:r>
           </w:p>
         </w:tc>
         <w:tc>
@@ -1475,13 +1529,18 @@
           </w:tcPr>
           <w:p>
             <w:pPr>
+              <w:pStyle w:val="a"/>
               <w:snapToGrid w:val="0"/>
               <w:jc w:val="center"/>
-              <w:rPr>
-                <w:rFonts w:ascii="游ゴシック" w:hAnsi="游ゴシック" w:eastAsia="游ゴシック"/>
-                <w:sz w:val="20"/>
-              </w:rPr>
-            </w:pPr>
+            </w:pPr>
+            <w:r>
+              <w:rPr>
+                <w:rFonts w:ascii="游ゴシック" w:hAnsi="游ゴシック" w:eastAsia="游ゴシック"/>
+                <w:sz w:val="20"/>
+                <w:szCs w:val="20"/>
+              </w:rPr>
+              <w:t>OK</w:t>
+            </w:r>
           </w:p>
         </w:tc>
         <w:tc>
@@ -1685,13 +1744,18 @@
           </w:tcPr>
           <w:p>
             <w:pPr>
+              <w:pStyle w:val="a"/>
               <w:snapToGrid w:val="0"/>
               <w:jc w:val="center"/>
-              <w:rPr>
-                <w:rFonts w:ascii="游ゴシック" w:hAnsi="游ゴシック" w:eastAsia="游ゴシック"/>
-                <w:sz w:val="20"/>
-              </w:rPr>
-            </w:pPr>
+            </w:pPr>
+            <w:r>
+              <w:rPr>
+                <w:rFonts w:ascii="游ゴシック" w:hAnsi="游ゴシック" w:eastAsia="游ゴシック"/>
+                <w:sz w:val="20"/>
+                <w:szCs w:val="20"/>
+              </w:rPr>
+              <w:t>7/22</w:t>
+            </w:r>
           </w:p>
         </w:tc>
         <w:tc>
@@ -1702,13 +1766,18 @@
           </w:tcPr>
           <w:p>
             <w:pPr>
+              <w:pStyle w:val="a"/>
               <w:snapToGrid w:val="0"/>
               <w:jc w:val="center"/>
-              <w:rPr>
-                <w:rFonts w:ascii="游ゴシック" w:hAnsi="游ゴシック" w:eastAsia="游ゴシック"/>
-                <w:sz w:val="20"/>
-              </w:rPr>
-            </w:pPr>
+            </w:pPr>
+            <w:r>
+              <w:rPr>
+                <w:rFonts w:ascii="游ゴシック" w:hAnsi="游ゴシック" w:eastAsia="游ゴシック"/>
+                <w:sz w:val="20"/>
+                <w:szCs w:val="20"/>
+              </w:rPr>
+              <w:t>OK</w:t>
+            </w:r>
           </w:p>
         </w:tc>
         <w:tc>
@@ -2250,13 +2319,18 @@
           </w:tcPr>
           <w:p>
             <w:pPr>
+              <w:pStyle w:val="a"/>
               <w:snapToGrid w:val="0"/>
               <w:jc w:val="center"/>
-              <w:rPr>
-                <w:rFonts w:ascii="游ゴシック" w:hAnsi="游ゴシック" w:eastAsia="游ゴシック"/>
-                <w:sz w:val="20"/>
-              </w:rPr>
-            </w:pPr>
+            </w:pPr>
+            <w:r>
+              <w:rPr>
+                <w:rFonts w:ascii="游ゴシック" w:hAnsi="游ゴシック" w:eastAsia="游ゴシック"/>
+                <w:sz w:val="20"/>
+                <w:szCs w:val="20"/>
+              </w:rPr>
+              <w:t>7/22</w:t>
+            </w:r>
           </w:p>
         </w:tc>
         <w:tc>
@@ -2267,13 +2341,18 @@
           </w:tcPr>
           <w:p>
             <w:pPr>
+              <w:pStyle w:val="a"/>
               <w:snapToGrid w:val="0"/>
               <w:jc w:val="center"/>
-              <w:rPr>
-                <w:rFonts w:ascii="游ゴシック" w:hAnsi="游ゴシック" w:eastAsia="游ゴシック"/>
-                <w:sz w:val="20"/>
-              </w:rPr>
-            </w:pPr>
+            </w:pPr>
+            <w:r>
+              <w:rPr>
+                <w:rFonts w:ascii="游ゴシック" w:hAnsi="游ゴシック" w:eastAsia="游ゴシック"/>
+                <w:sz w:val="20"/>
+                <w:szCs w:val="20"/>
+              </w:rPr>
+              <w:t>OK</w:t>
+            </w:r>
           </w:p>
         </w:tc>
         <w:tc>
@@ -2435,13 +2514,18 @@
           </w:tcPr>
           <w:p>
             <w:pPr>
+              <w:pStyle w:val="a"/>
               <w:snapToGrid w:val="0"/>
               <w:jc w:val="center"/>
-              <w:rPr>
-                <w:rFonts w:ascii="游ゴシック" w:hAnsi="游ゴシック" w:eastAsia="游ゴシック"/>
-                <w:sz w:val="20"/>
-              </w:rPr>
-            </w:pPr>
+            </w:pPr>
+            <w:r>
+              <w:rPr>
+                <w:rFonts w:ascii="游ゴシック" w:hAnsi="游ゴシック" w:eastAsia="游ゴシック"/>
+                <w:sz w:val="20"/>
+                <w:szCs w:val="20"/>
+              </w:rPr>
+              <w:t>7/22</w:t>
+            </w:r>
           </w:p>
         </w:tc>
         <w:tc>
@@ -2452,13 +2536,18 @@
           </w:tcPr>
           <w:p>
             <w:pPr>
+              <w:pStyle w:val="a"/>
               <w:snapToGrid w:val="0"/>
               <w:jc w:val="center"/>
-              <w:rPr>
-                <w:rFonts w:ascii="游ゴシック" w:hAnsi="游ゴシック" w:eastAsia="游ゴシック"/>
-                <w:sz w:val="20"/>
-              </w:rPr>
-            </w:pPr>
+            </w:pPr>
+            <w:r>
+              <w:rPr>
+                <w:rFonts w:ascii="游ゴシック" w:hAnsi="游ゴシック" w:eastAsia="游ゴシック"/>
+                <w:sz w:val="20"/>
+                <w:szCs w:val="20"/>
+              </w:rPr>
+              <w:t>OK</w:t>
+            </w:r>
           </w:p>
         </w:tc>
         <w:tc>
@@ -2793,13 +2882,18 @@
           </w:tcPr>
           <w:p>
             <w:pPr>
+              <w:pStyle w:val="a"/>
               <w:snapToGrid w:val="0"/>
               <w:jc w:val="center"/>
-              <w:rPr>
-                <w:rFonts w:ascii="游ゴシック" w:hAnsi="游ゴシック" w:eastAsia="游ゴシック"/>
-                <w:sz w:val="20"/>
-              </w:rPr>
-            </w:pPr>
+            </w:pPr>
+            <w:r>
+              <w:rPr>
+                <w:rFonts w:ascii="游ゴシック" w:hAnsi="游ゴシック" w:eastAsia="游ゴシック"/>
+                <w:sz w:val="20"/>
+                <w:szCs w:val="20"/>
+              </w:rPr>
+              <w:t>7/22</w:t>
+            </w:r>
           </w:p>
         </w:tc>
         <w:tc>
@@ -2810,13 +2904,18 @@
           </w:tcPr>
           <w:p>
             <w:pPr>
+              <w:pStyle w:val="a"/>
               <w:snapToGrid w:val="0"/>
               <w:jc w:val="center"/>
-              <w:rPr>
-                <w:rFonts w:ascii="游ゴシック" w:hAnsi="游ゴシック" w:eastAsia="游ゴシック"/>
-                <w:sz w:val="20"/>
-              </w:rPr>
-            </w:pPr>
+            </w:pPr>
+            <w:r>
+              <w:rPr>
+                <w:rFonts w:ascii="游ゴシック" w:hAnsi="游ゴシック" w:eastAsia="游ゴシック"/>
+                <w:sz w:val="20"/>
+                <w:szCs w:val="20"/>
+              </w:rPr>
+              <w:t>OK</w:t>
+            </w:r>
           </w:p>
         </w:tc>
         <w:tc>
@@ -2968,13 +3067,18 @@
           </w:tcPr>
           <w:p>
             <w:pPr>
+              <w:pStyle w:val="a"/>
               <w:snapToGrid w:val="0"/>
               <w:jc w:val="center"/>
-              <w:rPr>
-                <w:rFonts w:ascii="游ゴシック" w:hAnsi="游ゴシック" w:eastAsia="游ゴシック"/>
-                <w:sz w:val="20"/>
-              </w:rPr>
-            </w:pPr>
+            </w:pPr>
+            <w:r>
+              <w:rPr>
+                <w:rFonts w:ascii="游ゴシック" w:hAnsi="游ゴシック" w:eastAsia="游ゴシック"/>
+                <w:sz w:val="20"/>
+                <w:szCs w:val="20"/>
+              </w:rPr>
+              <w:t>7/22</w:t>
+            </w:r>
           </w:p>
         </w:tc>
         <w:tc>
@@ -2985,13 +3089,18 @@
           </w:tcPr>
           <w:p>
             <w:pPr>
+              <w:pStyle w:val="a"/>
               <w:snapToGrid w:val="0"/>
               <w:jc w:val="center"/>
-              <w:rPr>
-                <w:rFonts w:ascii="游ゴシック" w:hAnsi="游ゴシック" w:eastAsia="游ゴシック"/>
-                <w:sz w:val="20"/>
-              </w:rPr>
-            </w:pPr>
+            </w:pPr>
+            <w:r>
+              <w:rPr>
+                <w:rFonts w:ascii="游ゴシック" w:hAnsi="游ゴシック" w:eastAsia="游ゴシック"/>
+                <w:sz w:val="20"/>
+                <w:szCs w:val="20"/>
+              </w:rPr>
+              <w:t>OK</w:t>
+            </w:r>
           </w:p>
         </w:tc>
         <w:tc>
@@ -3237,13 +3346,18 @@
           </w:tcPr>
           <w:p>
             <w:pPr>
+              <w:pStyle w:val="a"/>
               <w:snapToGrid w:val="0"/>
               <w:jc w:val="center"/>
-              <w:rPr>
-                <w:rFonts w:ascii="游ゴシック" w:hAnsi="游ゴシック" w:eastAsia="游ゴシック"/>
-                <w:sz w:val="20"/>
-              </w:rPr>
-            </w:pPr>
+            </w:pPr>
+            <w:r>
+              <w:rPr>
+                <w:rFonts w:ascii="游ゴシック" w:hAnsi="游ゴシック" w:eastAsia="游ゴシック"/>
+                <w:sz w:val="20"/>
+                <w:szCs w:val="20"/>
+              </w:rPr>
+              <w:t>7/22</w:t>
+            </w:r>
           </w:p>
         </w:tc>
         <w:tc>
@@ -3254,13 +3368,18 @@
           </w:tcPr>
           <w:p>
             <w:pPr>
+              <w:pStyle w:val="a"/>
               <w:snapToGrid w:val="0"/>
               <w:jc w:val="center"/>
-              <w:rPr>
-                <w:rFonts w:ascii="游ゴシック" w:hAnsi="游ゴシック" w:eastAsia="游ゴシック"/>
-                <w:sz w:val="20"/>
-              </w:rPr>
-            </w:pPr>
+            </w:pPr>
+            <w:r>
+              <w:rPr>
+                <w:rFonts w:ascii="游ゴシック" w:hAnsi="游ゴシック" w:eastAsia="游ゴシック"/>
+                <w:sz w:val="20"/>
+                <w:szCs w:val="20"/>
+              </w:rPr>
+              <w:t>OK</w:t>
+            </w:r>
           </w:p>
         </w:tc>
         <w:tc>
@@ -3411,13 +3530,18 @@
           </w:tcPr>
           <w:p>
             <w:pPr>
+              <w:pStyle w:val="a"/>
               <w:snapToGrid w:val="0"/>
               <w:jc w:val="center"/>
-              <w:rPr>
-                <w:rFonts w:ascii="游ゴシック" w:hAnsi="游ゴシック" w:eastAsia="游ゴシック"/>
-                <w:sz w:val="20"/>
-              </w:rPr>
-            </w:pPr>
+            </w:pPr>
+            <w:r>
+              <w:rPr>
+                <w:rFonts w:ascii="游ゴシック" w:hAnsi="游ゴシック" w:eastAsia="游ゴシック"/>
+                <w:sz w:val="20"/>
+                <w:szCs w:val="20"/>
+              </w:rPr>
+              <w:t>7/22</w:t>
+            </w:r>
           </w:p>
         </w:tc>
         <w:tc>
@@ -3428,13 +3552,18 @@
           </w:tcPr>
           <w:p>
             <w:pPr>
+              <w:pStyle w:val="a"/>
               <w:snapToGrid w:val="0"/>
               <w:jc w:val="center"/>
-              <w:rPr>
-                <w:rFonts w:ascii="游ゴシック" w:hAnsi="游ゴシック" w:eastAsia="游ゴシック"/>
-                <w:sz w:val="20"/>
-              </w:rPr>
-            </w:pPr>
+            </w:pPr>
+            <w:r>
+              <w:rPr>
+                <w:rFonts w:ascii="游ゴシック" w:hAnsi="游ゴシック" w:eastAsia="游ゴシック"/>
+                <w:sz w:val="20"/>
+                <w:szCs w:val="20"/>
+              </w:rPr>
+              <w:t>OK</w:t>
+            </w:r>
           </w:p>
         </w:tc>
         <w:tc>
@@ -3807,13 +3936,18 @@
           </w:tcPr>
           <w:p>
             <w:pPr>
+              <w:pStyle w:val="a"/>
               <w:snapToGrid w:val="0"/>
               <w:jc w:val="center"/>
-              <w:rPr>
-                <w:rFonts w:ascii="游ゴシック" w:hAnsi="游ゴシック" w:eastAsia="游ゴシック"/>
-                <w:sz w:val="20"/>
-              </w:rPr>
-            </w:pPr>
+            </w:pPr>
+            <w:r>
+              <w:rPr>
+                <w:rFonts w:ascii="游ゴシック" w:hAnsi="游ゴシック" w:eastAsia="游ゴシック"/>
+                <w:sz w:val="20"/>
+                <w:szCs w:val="20"/>
+              </w:rPr>
+              <w:t>7/22</w:t>
+            </w:r>
           </w:p>
         </w:tc>
         <w:tc>
@@ -3824,13 +3958,18 @@
           </w:tcPr>
           <w:p>
             <w:pPr>
+              <w:pStyle w:val="a"/>
               <w:snapToGrid w:val="0"/>
               <w:jc w:val="center"/>
-              <w:rPr>
-                <w:rFonts w:ascii="游ゴシック" w:hAnsi="游ゴシック" w:eastAsia="游ゴシック"/>
-                <w:sz w:val="20"/>
-              </w:rPr>
-            </w:pPr>
+            </w:pPr>
+            <w:r>
+              <w:rPr>
+                <w:rFonts w:ascii="游ゴシック" w:hAnsi="游ゴシック" w:eastAsia="游ゴシック"/>
+                <w:sz w:val="20"/>
+                <w:szCs w:val="20"/>
+              </w:rPr>
+              <w:t>OK</w:t>
+            </w:r>
           </w:p>
         </w:tc>
         <w:tc>
@@ -4072,13 +4211,17 @@
           </w:tcPr>
           <w:p>
             <w:pPr>
+              <w:pStyle w:val="a"/>
               <w:jc w:val="center"/>
-              <w:rPr>
-                <w:rFonts w:ascii="游ゴシック" w:hAnsi="游ゴシック" w:eastAsia="游ゴシック"/>
-                <w:sz w:val="20"/>
-                <w:szCs w:val="20"/>
-              </w:rPr>
-            </w:pPr>
+            </w:pPr>
+            <w:r>
+              <w:rPr>
+                <w:rFonts w:ascii="游ゴシック" w:hAnsi="游ゴシック" w:eastAsia="游ゴシック"/>
+                <w:sz w:val="20"/>
+                <w:szCs w:val="20"/>
+              </w:rPr>
+              <w:t>7/22</w:t>
+            </w:r>
           </w:p>
         </w:tc>
         <w:tc>
@@ -4089,13 +4232,17 @@
           </w:tcPr>
           <w:p>
             <w:pPr>
+              <w:pStyle w:val="a"/>
               <w:jc w:val="center"/>
-              <w:rPr>
-                <w:rFonts w:ascii="游ゴシック" w:hAnsi="游ゴシック" w:eastAsia="游ゴシック"/>
-                <w:sz w:val="20"/>
-                <w:szCs w:val="20"/>
-              </w:rPr>
-            </w:pPr>
+            </w:pPr>
+            <w:r>
+              <w:rPr>
+                <w:rFonts w:ascii="游ゴシック" w:hAnsi="游ゴシック" w:eastAsia="游ゴシック"/>
+                <w:sz w:val="20"/>
+                <w:szCs w:val="20"/>
+              </w:rPr>
+              <w:t>OK</w:t>
+            </w:r>
           </w:p>
         </w:tc>
         <w:tc>
@@ -4376,13 +4523,17 @@
           </w:tcPr>
           <w:p>
             <w:pPr>
+              <w:pStyle w:val="a"/>
               <w:jc w:val="center"/>
-              <w:rPr>
-                <w:rFonts w:ascii="游ゴシック" w:hAnsi="游ゴシック" w:eastAsia="游ゴシック"/>
-                <w:sz w:val="20"/>
-                <w:szCs w:val="20"/>
-              </w:rPr>
-            </w:pPr>
+            </w:pPr>
+            <w:r>
+              <w:rPr>
+                <w:rFonts w:ascii="游ゴシック" w:hAnsi="游ゴシック" w:eastAsia="游ゴシック"/>
+                <w:sz w:val="20"/>
+                <w:szCs w:val="20"/>
+              </w:rPr>
+              <w:t>7/22</w:t>
+            </w:r>
           </w:p>
         </w:tc>
         <w:tc>
@@ -4393,13 +4544,17 @@
           </w:tcPr>
           <w:p>
             <w:pPr>
+              <w:pStyle w:val="a"/>
               <w:jc w:val="center"/>
-              <w:rPr>
-                <w:rFonts w:ascii="游ゴシック" w:hAnsi="游ゴシック" w:eastAsia="游ゴシック"/>
-                <w:sz w:val="20"/>
-                <w:szCs w:val="20"/>
-              </w:rPr>
-            </w:pPr>
+            </w:pPr>
+            <w:r>
+              <w:rPr>
+                <w:rFonts w:ascii="游ゴシック" w:hAnsi="游ゴシック" w:eastAsia="游ゴシック"/>
+                <w:sz w:val="20"/>
+                <w:szCs w:val="20"/>
+              </w:rPr>
+              <w:t>OK</w:t>
+            </w:r>
           </w:p>
         </w:tc>
         <w:tc>
@@ -4646,13 +4801,17 @@
           </w:tcPr>
           <w:p>
             <w:pPr>
+              <w:pStyle w:val="a"/>
               <w:jc w:val="center"/>
-              <w:rPr>
-                <w:rFonts w:ascii="游ゴシック" w:hAnsi="游ゴシック" w:eastAsia="游ゴシック"/>
-                <w:sz w:val="20"/>
-                <w:szCs w:val="20"/>
-              </w:rPr>
-            </w:pPr>
+            </w:pPr>
+            <w:r>
+              <w:rPr>
+                <w:rFonts w:ascii="游ゴシック" w:hAnsi="游ゴシック" w:eastAsia="游ゴシック"/>
+                <w:sz w:val="20"/>
+                <w:szCs w:val="20"/>
+              </w:rPr>
+              <w:t>7/22</w:t>
+            </w:r>
           </w:p>
         </w:tc>
         <w:tc>
@@ -4663,13 +4822,17 @@
           </w:tcPr>
           <w:p>
             <w:pPr>
+              <w:pStyle w:val="a"/>
               <w:jc w:val="center"/>
-              <w:rPr>
-                <w:rFonts w:ascii="游ゴシック" w:hAnsi="游ゴシック" w:eastAsia="游ゴシック"/>
-                <w:sz w:val="20"/>
-                <w:szCs w:val="20"/>
-              </w:rPr>
-            </w:pPr>
+            </w:pPr>
+            <w:r>
+              <w:rPr>
+                <w:rFonts w:ascii="游ゴシック" w:hAnsi="游ゴシック" w:eastAsia="游ゴシック"/>
+                <w:sz w:val="20"/>
+                <w:szCs w:val="20"/>
+              </w:rPr>
+              <w:t>OK</w:t>
+            </w:r>
           </w:p>
         </w:tc>
         <w:tc>
@@ -4983,13 +5146,17 @@
           </w:tcPr>
           <w:p>
             <w:pPr>
+              <w:pStyle w:val="a"/>
               <w:jc w:val="center"/>
-              <w:rPr>
-                <w:rFonts w:ascii="游ゴシック" w:hAnsi="游ゴシック" w:eastAsia="游ゴシック"/>
-                <w:sz w:val="20"/>
-                <w:szCs w:val="20"/>
-              </w:rPr>
-            </w:pPr>
+            </w:pPr>
+            <w:r>
+              <w:rPr>
+                <w:rFonts w:ascii="游ゴシック" w:hAnsi="游ゴシック" w:eastAsia="游ゴシック"/>
+                <w:sz w:val="20"/>
+                <w:szCs w:val="20"/>
+              </w:rPr>
+              <w:t>7/22</w:t>
+            </w:r>
           </w:p>
         </w:tc>
         <w:tc>
@@ -5000,13 +5167,17 @@
           </w:tcPr>
           <w:p>
             <w:pPr>
+              <w:pStyle w:val="a"/>
               <w:jc w:val="center"/>
-              <w:rPr>
-                <w:rFonts w:ascii="游ゴシック" w:hAnsi="游ゴシック" w:eastAsia="游ゴシック"/>
-                <w:sz w:val="20"/>
-                <w:szCs w:val="20"/>
-              </w:rPr>
-            </w:pPr>
+            </w:pPr>
+            <w:r>
+              <w:rPr>
+                <w:rFonts w:ascii="游ゴシック" w:hAnsi="游ゴシック" w:eastAsia="游ゴシック"/>
+                <w:sz w:val="20"/>
+                <w:szCs w:val="20"/>
+              </w:rPr>
+              <w:t>OK</w:t>
+            </w:r>
           </w:p>
         </w:tc>
         <w:tc>
@@ -5311,13 +5482,17 @@
           </w:tcPr>
           <w:p>
             <w:pPr>
+              <w:pStyle w:val="a"/>
               <w:jc w:val="center"/>
-              <w:rPr>
-                <w:rFonts w:ascii="游ゴシック" w:hAnsi="游ゴシック" w:eastAsia="游ゴシック"/>
-                <w:sz w:val="20"/>
-                <w:szCs w:val="20"/>
-              </w:rPr>
-            </w:pPr>
+            </w:pPr>
+            <w:r>
+              <w:rPr>
+                <w:rFonts w:ascii="游ゴシック" w:hAnsi="游ゴシック" w:eastAsia="游ゴシック"/>
+                <w:sz w:val="20"/>
+                <w:szCs w:val="20"/>
+              </w:rPr>
+              <w:t>7/22</w:t>
+            </w:r>
           </w:p>
         </w:tc>
         <w:tc>
@@ -5328,13 +5503,17 @@
           </w:tcPr>
           <w:p>
             <w:pPr>
+              <w:pStyle w:val="a"/>
               <w:jc w:val="center"/>
-              <w:rPr>
-                <w:rFonts w:ascii="游ゴシック" w:hAnsi="游ゴシック" w:eastAsia="游ゴシック"/>
-                <w:sz w:val="20"/>
-                <w:szCs w:val="20"/>
-              </w:rPr>
-            </w:pPr>
+            </w:pPr>
+            <w:r>
+              <w:rPr>
+                <w:rFonts w:ascii="游ゴシック" w:hAnsi="游ゴシック" w:eastAsia="游ゴシック"/>
+                <w:sz w:val="20"/>
+                <w:szCs w:val="20"/>
+              </w:rPr>
+              <w:t>OK</w:t>
+            </w:r>
           </w:p>
         </w:tc>
         <w:tc>
@@ -5653,13 +5832,17 @@
           </w:tcPr>
           <w:p>
             <w:pPr>
+              <w:pStyle w:val="a"/>
               <w:jc w:val="center"/>
-              <w:rPr>
-                <w:rFonts w:ascii="游ゴシック" w:hAnsi="游ゴシック" w:eastAsia="游ゴシック"/>
-                <w:sz w:val="20"/>
-                <w:szCs w:val="20"/>
-              </w:rPr>
-            </w:pPr>
+            </w:pPr>
+            <w:r>
+              <w:rPr>
+                <w:rFonts w:ascii="游ゴシック" w:hAnsi="游ゴシック" w:eastAsia="游ゴシック"/>
+                <w:sz w:val="20"/>
+                <w:szCs w:val="20"/>
+              </w:rPr>
+              <w:t>7/22</w:t>
+            </w:r>
           </w:p>
         </w:tc>
         <w:tc>
@@ -5670,13 +5853,17 @@
           </w:tcPr>
           <w:p>
             <w:pPr>
+              <w:pStyle w:val="a"/>
               <w:jc w:val="center"/>
-              <w:rPr>
-                <w:rFonts w:ascii="游ゴシック" w:hAnsi="游ゴシック" w:eastAsia="游ゴシック"/>
-                <w:sz w:val="20"/>
-                <w:szCs w:val="20"/>
-              </w:rPr>
-            </w:pPr>
+            </w:pPr>
+            <w:r>
+              <w:rPr>
+                <w:rFonts w:ascii="游ゴシック" w:hAnsi="游ゴシック" w:eastAsia="游ゴシック"/>
+                <w:sz w:val="20"/>
+                <w:szCs w:val="20"/>
+              </w:rPr>
+              <w:t>OK</w:t>
+            </w:r>
           </w:p>
         </w:tc>
         <w:tc>
@@ -5963,13 +6150,17 @@
           </w:tcPr>
           <w:p>
             <w:pPr>
+              <w:pStyle w:val="a"/>
               <w:jc w:val="center"/>
-              <w:rPr>
-                <w:rFonts w:ascii="游ゴシック" w:hAnsi="游ゴシック" w:eastAsia="游ゴシック"/>
-                <w:sz w:val="20"/>
-                <w:szCs w:val="20"/>
-              </w:rPr>
-            </w:pPr>
+            </w:pPr>
+            <w:r>
+              <w:rPr>
+                <w:rFonts w:ascii="游ゴシック" w:hAnsi="游ゴシック" w:eastAsia="游ゴシック"/>
+                <w:sz w:val="20"/>
+                <w:szCs w:val="20"/>
+              </w:rPr>
+              <w:t>7/22</w:t>
+            </w:r>
           </w:p>
         </w:tc>
         <w:tc>
@@ -5980,13 +6171,17 @@
           </w:tcPr>
           <w:p>
             <w:pPr>
+              <w:pStyle w:val="a"/>
               <w:jc w:val="center"/>
-              <w:rPr>
-                <w:rFonts w:ascii="游ゴシック" w:hAnsi="游ゴシック" w:eastAsia="游ゴシック"/>
-                <w:sz w:val="20"/>
-                <w:szCs w:val="20"/>
-              </w:rPr>
-            </w:pPr>
+            </w:pPr>
+            <w:r>
+              <w:rPr>
+                <w:rFonts w:ascii="游ゴシック" w:hAnsi="游ゴシック" w:eastAsia="游ゴシック"/>
+                <w:sz w:val="20"/>
+                <w:szCs w:val="20"/>
+              </w:rPr>
+              <w:t>OK</w:t>
+            </w:r>
           </w:p>
         </w:tc>
         <w:tc>
@@ -6199,13 +6394,17 @@
           </w:tcPr>
           <w:p>
             <w:pPr>
+              <w:pStyle w:val="a"/>
               <w:jc w:val="center"/>
-              <w:rPr>
-                <w:rFonts w:ascii="游ゴシック" w:hAnsi="游ゴシック" w:eastAsia="游ゴシック"/>
-                <w:sz w:val="20"/>
-                <w:szCs w:val="20"/>
-              </w:rPr>
-            </w:pPr>
+            </w:pPr>
+            <w:r>
+              <w:rPr>
+                <w:rFonts w:ascii="游ゴシック" w:hAnsi="游ゴシック" w:eastAsia="游ゴシック"/>
+                <w:sz w:val="20"/>
+                <w:szCs w:val="20"/>
+              </w:rPr>
+              <w:t>7/22</w:t>
+            </w:r>
           </w:p>
         </w:tc>
         <w:tc>
@@ -6216,13 +6415,17 @@
           </w:tcPr>
           <w:p>
             <w:pPr>
+              <w:pStyle w:val="a"/>
               <w:jc w:val="center"/>
-              <w:rPr>
-                <w:rFonts w:ascii="游ゴシック" w:hAnsi="游ゴシック" w:eastAsia="游ゴシック"/>
-                <w:sz w:val="20"/>
-                <w:szCs w:val="20"/>
-              </w:rPr>
-            </w:pPr>
+            </w:pPr>
+            <w:r>
+              <w:rPr>
+                <w:rFonts w:ascii="游ゴシック" w:hAnsi="游ゴシック" w:eastAsia="游ゴシック"/>
+                <w:sz w:val="20"/>
+                <w:szCs w:val="20"/>
+              </w:rPr>
+              <w:t>OK</w:t>
+            </w:r>
           </w:p>
         </w:tc>
         <w:tc>
@@ -6510,13 +6713,17 @@
           </w:tcPr>
           <w:p>
             <w:pPr>
+              <w:pStyle w:val="a"/>
               <w:jc w:val="center"/>
-              <w:rPr>
-                <w:rFonts w:ascii="游ゴシック" w:hAnsi="游ゴシック" w:eastAsia="游ゴシック"/>
-                <w:sz w:val="20"/>
-                <w:szCs w:val="20"/>
-              </w:rPr>
-            </w:pPr>
+            </w:pPr>
+            <w:r>
+              <w:rPr>
+                <w:rFonts w:ascii="游ゴシック" w:hAnsi="游ゴシック" w:eastAsia="游ゴシック"/>
+                <w:sz w:val="20"/>
+                <w:szCs w:val="20"/>
+              </w:rPr>
+              <w:t>7/22</w:t>
+            </w:r>
           </w:p>
         </w:tc>
         <w:tc>
@@ -6527,13 +6734,17 @@
           </w:tcPr>
           <w:p>
             <w:pPr>
+              <w:pStyle w:val="a"/>
               <w:jc w:val="center"/>
-              <w:rPr>
-                <w:rFonts w:ascii="游ゴシック" w:hAnsi="游ゴシック" w:eastAsia="游ゴシック"/>
-                <w:sz w:val="20"/>
-                <w:szCs w:val="20"/>
-              </w:rPr>
-            </w:pPr>
+            </w:pPr>
+            <w:r>
+              <w:rPr>
+                <w:rFonts w:ascii="游ゴシック" w:hAnsi="游ゴシック" w:eastAsia="游ゴシック"/>
+                <w:sz w:val="20"/>
+                <w:szCs w:val="20"/>
+              </w:rPr>
+              <w:t>OK</w:t>
+            </w:r>
           </w:p>
         </w:tc>
         <w:tc>
@@ -6708,13 +6919,17 @@
           </w:tcPr>
           <w:p>
             <w:pPr>
+              <w:pStyle w:val="a"/>
               <w:jc w:val="center"/>
-              <w:rPr>
-                <w:rFonts w:ascii="游ゴシック" w:hAnsi="游ゴシック" w:eastAsia="游ゴシック"/>
-                <w:sz w:val="20"/>
-                <w:szCs w:val="20"/>
-              </w:rPr>
-            </w:pPr>
+            </w:pPr>
+            <w:r>
+              <w:rPr>
+                <w:rFonts w:ascii="游ゴシック" w:hAnsi="游ゴシック" w:eastAsia="游ゴシック"/>
+                <w:sz w:val="20"/>
+                <w:szCs w:val="20"/>
+              </w:rPr>
+              <w:t>7/22</w:t>
+            </w:r>
           </w:p>
         </w:tc>
         <w:tc>
@@ -6725,13 +6940,17 @@
           </w:tcPr>
           <w:p>
             <w:pPr>
+              <w:pStyle w:val="a"/>
               <w:jc w:val="center"/>
-              <w:rPr>
-                <w:rFonts w:ascii="游ゴシック" w:hAnsi="游ゴシック" w:eastAsia="游ゴシック"/>
-                <w:sz w:val="20"/>
-                <w:szCs w:val="20"/>
-              </w:rPr>
-            </w:pPr>
+            </w:pPr>
+            <w:r>
+              <w:rPr>
+                <w:rFonts w:ascii="游ゴシック" w:hAnsi="游ゴシック" w:eastAsia="游ゴシック"/>
+                <w:sz w:val="20"/>
+                <w:szCs w:val="20"/>
+              </w:rPr>
+              <w:t>OK</w:t>
+            </w:r>
           </w:p>
         </w:tc>
         <w:tc>
@@ -7020,13 +7239,17 @@
           </w:tcPr>
           <w:p>
             <w:pPr>
+              <w:pStyle w:val="a"/>
               <w:jc w:val="center"/>
-              <w:rPr>
-                <w:rFonts w:ascii="游ゴシック" w:hAnsi="游ゴシック" w:eastAsia="游ゴシック"/>
-                <w:sz w:val="20"/>
-                <w:szCs w:val="20"/>
-              </w:rPr>
-            </w:pPr>
+            </w:pPr>
+            <w:r>
+              <w:rPr>
+                <w:rFonts w:ascii="游ゴシック" w:hAnsi="游ゴシック" w:eastAsia="游ゴシック"/>
+                <w:sz w:val="20"/>
+                <w:szCs w:val="20"/>
+              </w:rPr>
+              <w:t>7/22</w:t>
+            </w:r>
           </w:p>
         </w:tc>
         <w:tc>
@@ -7037,13 +7260,17 @@
           </w:tcPr>
           <w:p>
             <w:pPr>
+              <w:pStyle w:val="a"/>
               <w:jc w:val="center"/>
-              <w:rPr>
-                <w:rFonts w:ascii="游ゴシック" w:hAnsi="游ゴシック" w:eastAsia="游ゴシック"/>
-                <w:sz w:val="20"/>
-                <w:szCs w:val="20"/>
-              </w:rPr>
-            </w:pPr>
+            </w:pPr>
+            <w:r>
+              <w:rPr>
+                <w:rFonts w:ascii="游ゴシック" w:hAnsi="游ゴシック" w:eastAsia="游ゴシック"/>
+                <w:sz w:val="20"/>
+                <w:szCs w:val="20"/>
+              </w:rPr>
+              <w:t xml:space="preserve">OK </w:t>
+            </w:r>
           </w:p>
         </w:tc>
         <w:tc>
@@ -7167,13 +7394,17 @@
           </w:tcPr>
           <w:p>
             <w:pPr>
+              <w:pStyle w:val="a"/>
               <w:jc w:val="center"/>
-              <w:rPr>
-                <w:rFonts w:ascii="游ゴシック" w:hAnsi="游ゴシック" w:eastAsia="游ゴシック"/>
-                <w:sz w:val="20"/>
-                <w:szCs w:val="20"/>
-              </w:rPr>
-            </w:pPr>
+            </w:pPr>
+            <w:r>
+              <w:rPr>
+                <w:rFonts w:ascii="游ゴシック" w:hAnsi="游ゴシック" w:eastAsia="游ゴシック"/>
+                <w:sz w:val="20"/>
+                <w:szCs w:val="20"/>
+              </w:rPr>
+              <w:t>7/22</w:t>
+            </w:r>
           </w:p>
         </w:tc>
         <w:tc>
@@ -7184,13 +7415,17 @@
           </w:tcPr>
           <w:p>
             <w:pPr>
+              <w:pStyle w:val="a"/>
               <w:jc w:val="center"/>
-              <w:rPr>
-                <w:rFonts w:ascii="游ゴシック" w:hAnsi="游ゴシック" w:eastAsia="游ゴシック"/>
-                <w:sz w:val="20"/>
-                <w:szCs w:val="20"/>
-              </w:rPr>
-            </w:pPr>
+            </w:pPr>
+            <w:r>
+              <w:rPr>
+                <w:rFonts w:ascii="游ゴシック" w:hAnsi="游ゴシック" w:eastAsia="游ゴシック"/>
+                <w:sz w:val="20"/>
+                <w:szCs w:val="20"/>
+              </w:rPr>
+              <w:t>OK</w:t>
+            </w:r>
           </w:p>
         </w:tc>
         <w:tc>
@@ -7362,13 +7597,17 @@
           </w:tcPr>
           <w:p>
             <w:pPr>
+              <w:pStyle w:val="a"/>
               <w:jc w:val="center"/>
-              <w:rPr>
-                <w:rFonts w:ascii="游ゴシック" w:hAnsi="游ゴシック" w:eastAsia="游ゴシック"/>
-                <w:sz w:val="20"/>
-                <w:szCs w:val="20"/>
-              </w:rPr>
-            </w:pPr>
+            </w:pPr>
+            <w:r>
+              <w:rPr>
+                <w:rFonts w:ascii="游ゴシック" w:hAnsi="游ゴシック" w:eastAsia="游ゴシック"/>
+                <w:sz w:val="20"/>
+                <w:szCs w:val="20"/>
+              </w:rPr>
+              <w:t>7/22</w:t>
+            </w:r>
           </w:p>
         </w:tc>
         <w:tc>
@@ -7379,13 +7618,17 @@
           </w:tcPr>
           <w:p>
             <w:pPr>
+              <w:pStyle w:val="a"/>
               <w:jc w:val="center"/>
-              <w:rPr>
-                <w:rFonts w:ascii="游ゴシック" w:hAnsi="游ゴシック" w:eastAsia="游ゴシック"/>
-                <w:sz w:val="20"/>
-                <w:szCs w:val="20"/>
-              </w:rPr>
-            </w:pPr>
+            </w:pPr>
+            <w:r>
+              <w:rPr>
+                <w:rFonts w:ascii="游ゴシック" w:hAnsi="游ゴシック" w:eastAsia="游ゴシック"/>
+                <w:sz w:val="20"/>
+                <w:szCs w:val="20"/>
+              </w:rPr>
+              <w:t>OK</w:t>
+            </w:r>
           </w:p>
         </w:tc>
         <w:tc>
@@ -7474,13 +7717,17 @@
           </w:tcPr>
           <w:p>
             <w:pPr>
+              <w:pStyle w:val="a"/>
               <w:jc w:val="center"/>
-              <w:rPr>
-                <w:rFonts w:ascii="游ゴシック" w:hAnsi="游ゴシック" w:eastAsia="游ゴシック"/>
-                <w:sz w:val="20"/>
-                <w:szCs w:val="20"/>
-              </w:rPr>
-            </w:pPr>
+            </w:pPr>
+            <w:r>
+              <w:rPr>
+                <w:rFonts w:ascii="游ゴシック" w:hAnsi="游ゴシック" w:eastAsia="游ゴシック"/>
+                <w:sz w:val="20"/>
+                <w:szCs w:val="20"/>
+              </w:rPr>
+              <w:t>7/22</w:t>
+            </w:r>
           </w:p>
         </w:tc>
         <w:tc>
@@ -7491,13 +7738,17 @@
           </w:tcPr>
           <w:p>
             <w:pPr>
+              <w:pStyle w:val="a"/>
               <w:jc w:val="center"/>
-              <w:rPr>
-                <w:rFonts w:ascii="游ゴシック" w:hAnsi="游ゴシック" w:eastAsia="游ゴシック"/>
-                <w:sz w:val="20"/>
-                <w:szCs w:val="20"/>
-              </w:rPr>
-            </w:pPr>
+            </w:pPr>
+            <w:r>
+              <w:rPr>
+                <w:rFonts w:ascii="游ゴシック" w:hAnsi="游ゴシック" w:eastAsia="游ゴシック"/>
+                <w:sz w:val="20"/>
+                <w:szCs w:val="20"/>
+              </w:rPr>
+              <w:t>OK</w:t>
+            </w:r>
           </w:p>
         </w:tc>
         <w:tc>
@@ -7658,12 +7909,15 @@
           <w:p>
             <w:pPr>
               <w:jc w:val="center"/>
-              <w:rPr>
-                <w:rFonts w:ascii="游ゴシック" w:hAnsi="游ゴシック" w:eastAsia="游ゴシック"/>
-                <w:sz w:val="20"/>
-                <w:szCs w:val="20"/>
-              </w:rPr>
-            </w:pPr>
+            </w:pPr>
+            <w:r>
+              <w:rPr>
+                <w:rFonts w:ascii="游ゴシック" w:hAnsi="游ゴシック" w:eastAsia="游ゴシック"/>
+                <w:sz w:val="20"/>
+                <w:szCs w:val="20"/>
+              </w:rPr>
+              <w:t>7/22</w:t>
+            </w:r>
           </w:p>
         </w:tc>
         <w:tc>
@@ -7674,13 +7928,17 @@
           </w:tcPr>
           <w:p>
             <w:pPr>
+              <w:pStyle w:val="a"/>
               <w:jc w:val="center"/>
-              <w:rPr>
-                <w:rFonts w:ascii="游ゴシック" w:hAnsi="游ゴシック" w:eastAsia="游ゴシック"/>
-                <w:sz w:val="20"/>
-                <w:szCs w:val="20"/>
-              </w:rPr>
-            </w:pPr>
+            </w:pPr>
+            <w:r>
+              <w:rPr>
+                <w:rFonts w:ascii="游ゴシック" w:hAnsi="游ゴシック" w:eastAsia="游ゴシック"/>
+                <w:sz w:val="20"/>
+                <w:szCs w:val="20"/>
+              </w:rPr>
+              <w:t>OK</w:t>
+            </w:r>
           </w:p>
         </w:tc>
         <w:tc>
@@ -7863,12 +8121,15 @@
           <w:p>
             <w:pPr>
               <w:jc w:val="center"/>
-              <w:rPr>
-                <w:rFonts w:ascii="游ゴシック" w:hAnsi="游ゴシック" w:eastAsia="游ゴシック"/>
-                <w:sz w:val="20"/>
-                <w:szCs w:val="20"/>
-              </w:rPr>
-            </w:pPr>
+            </w:pPr>
+            <w:r>
+              <w:rPr>
+                <w:rFonts w:ascii="游ゴシック" w:hAnsi="游ゴシック" w:eastAsia="游ゴシック"/>
+                <w:sz w:val="20"/>
+                <w:szCs w:val="20"/>
+              </w:rPr>
+              <w:t>7/22</w:t>
+            </w:r>
           </w:p>
         </w:tc>
         <w:tc>
@@ -7879,13 +8140,17 @@
           </w:tcPr>
           <w:p>
             <w:pPr>
+              <w:pStyle w:val="a"/>
               <w:jc w:val="center"/>
-              <w:rPr>
-                <w:rFonts w:ascii="游ゴシック" w:hAnsi="游ゴシック" w:eastAsia="游ゴシック"/>
-                <w:sz w:val="20"/>
-                <w:szCs w:val="20"/>
-              </w:rPr>
-            </w:pPr>
+            </w:pPr>
+            <w:r>
+              <w:rPr>
+                <w:rFonts w:ascii="游ゴシック" w:hAnsi="游ゴシック" w:eastAsia="游ゴシック"/>
+                <w:sz w:val="20"/>
+                <w:szCs w:val="20"/>
+              </w:rPr>
+              <w:t>OK</w:t>
+            </w:r>
           </w:p>
         </w:tc>
         <w:tc>
@@ -8006,12 +8271,15 @@
           <w:p>
             <w:pPr>
               <w:jc w:val="center"/>
-              <w:rPr>
-                <w:rFonts w:ascii="游ゴシック" w:hAnsi="游ゴシック" w:eastAsia="游ゴシック"/>
-                <w:sz w:val="20"/>
-                <w:szCs w:val="20"/>
-              </w:rPr>
-            </w:pPr>
+            </w:pPr>
+            <w:r>
+              <w:rPr>
+                <w:rFonts w:ascii="游ゴシック" w:hAnsi="游ゴシック" w:eastAsia="游ゴシック"/>
+                <w:sz w:val="20"/>
+                <w:szCs w:val="20"/>
+              </w:rPr>
+              <w:t>7/22</w:t>
+            </w:r>
           </w:p>
         </w:tc>
         <w:tc>
@@ -8022,13 +8290,17 @@
           </w:tcPr>
           <w:p>
             <w:pPr>
+              <w:pStyle w:val="a"/>
               <w:jc w:val="center"/>
-              <w:rPr>
-                <w:rFonts w:ascii="游ゴシック" w:hAnsi="游ゴシック" w:eastAsia="游ゴシック"/>
-                <w:sz w:val="20"/>
-                <w:szCs w:val="20"/>
-              </w:rPr>
-            </w:pPr>
+            </w:pPr>
+            <w:r>
+              <w:rPr>
+                <w:rFonts w:ascii="游ゴシック" w:hAnsi="游ゴシック" w:eastAsia="游ゴシック"/>
+                <w:sz w:val="20"/>
+                <w:szCs w:val="20"/>
+              </w:rPr>
+              <w:t>OK</w:t>
+            </w:r>
           </w:p>
         </w:tc>
         <w:tc>
@@ -8165,12 +8437,15 @@
           <w:p>
             <w:pPr>
               <w:jc w:val="center"/>
-              <w:rPr>
-                <w:rFonts w:ascii="游ゴシック" w:hAnsi="游ゴシック" w:eastAsia="游ゴシック"/>
-                <w:sz w:val="20"/>
-                <w:szCs w:val="20"/>
-              </w:rPr>
-            </w:pPr>
+            </w:pPr>
+            <w:r>
+              <w:rPr>
+                <w:rFonts w:ascii="游ゴシック" w:hAnsi="游ゴシック" w:eastAsia="游ゴシック"/>
+                <w:sz w:val="20"/>
+                <w:szCs w:val="20"/>
+              </w:rPr>
+              <w:t>7/22</w:t>
+            </w:r>
           </w:p>
         </w:tc>
         <w:tc>
@@ -8181,13 +8456,17 @@
           </w:tcPr>
           <w:p>
             <w:pPr>
+              <w:pStyle w:val="a"/>
               <w:jc w:val="center"/>
-              <w:rPr>
-                <w:rFonts w:ascii="游ゴシック" w:hAnsi="游ゴシック" w:eastAsia="游ゴシック"/>
-                <w:sz w:val="20"/>
-                <w:szCs w:val="20"/>
-              </w:rPr>
-            </w:pPr>
+            </w:pPr>
+            <w:r>
+              <w:rPr>
+                <w:rFonts w:ascii="游ゴシック" w:hAnsi="游ゴシック" w:eastAsia="游ゴシック"/>
+                <w:sz w:val="20"/>
+                <w:szCs w:val="20"/>
+              </w:rPr>
+              <w:t>OK</w:t>
+            </w:r>
           </w:p>
         </w:tc>
         <w:tc>
